--- a/Investigacion/Control de versiones con Git y GitHub.docx
+++ b/Investigacion/Control de versiones con Git y GitHub.docx
@@ -767,24 +767,23 @@
                           </w:p>
                           <w:p>
                             <w:pPr>
+                              <w:pStyle w:val="Ttulo"/>
                               <w:jc w:val="center"/>
-                              <w:rPr>
-                                <w:rFonts w:ascii="Verdana" w:hAnsi="Verdana"/>
-                                <w:sz w:val="28"/>
-                                <w:szCs w:val="28"/>
-                              </w:rPr>
                             </w:pPr>
                             <w:r>
-                              <w:rPr>
-                                <w:rFonts w:ascii="Verdana" w:hAnsi="Verdana"/>
-                                <w:b/>
-                                <w:bCs/>
-                                <w:sz w:val="32"/>
-                                <w:szCs w:val="32"/>
-                              </w:rPr>
-                              <w:t>Control de versiones con Git y GitHub</w:t>
+                              <w:t xml:space="preserve">Control de versiones </w:t>
                             </w:r>
                           </w:p>
+                          <w:p>
+                            <w:pPr>
+                              <w:pStyle w:val="Ttulo"/>
+                              <w:jc w:val="center"/>
+                            </w:pPr>
+                            <w:r>
+                              <w:t>con Git y GitHub</w:t>
+                            </w:r>
+                          </w:p>
+                          <w:p/>
                           <w:p>
                             <w:pPr>
                               <w:jc w:val="center"/>
@@ -880,6 +879,24 @@
                                 <w:szCs w:val="28"/>
                               </w:rPr>
                             </w:pPr>
+                            <w:r>
+                              <w:rPr>
+                                <w:rFonts w:ascii="Verdana" w:hAnsi="Verdana"/>
+                                <w:sz w:val="28"/>
+                                <w:szCs w:val="28"/>
+                              </w:rPr>
+                              <w:t>Eugenio Arredondo Ari Sebastian</w:t>
+                            </w:r>
+                          </w:p>
+                          <w:p>
+                            <w:pPr>
+                              <w:jc w:val="center"/>
+                              <w:rPr>
+                                <w:rFonts w:ascii="Verdana" w:hAnsi="Verdana"/>
+                                <w:sz w:val="28"/>
+                                <w:szCs w:val="28"/>
+                              </w:rPr>
+                            </w:pPr>
                           </w:p>
                           <w:p>
                             <w:pPr>
@@ -914,7 +931,23 @@
                                 <w:sz w:val="28"/>
                                 <w:szCs w:val="28"/>
                               </w:rPr>
-                              <w:t>04/09/2026</w:t>
+                              <w:t>0</w:t>
+                            </w:r>
+                            <w:r>
+                              <w:rPr>
+                                <w:rFonts w:ascii="Verdana" w:hAnsi="Verdana"/>
+                                <w:sz w:val="28"/>
+                                <w:szCs w:val="28"/>
+                              </w:rPr>
+                              <w:t>17</w:t>
+                            </w:r>
+                            <w:r>
+                              <w:rPr>
+                                <w:rFonts w:ascii="Verdana" w:hAnsi="Verdana"/>
+                                <w:sz w:val="28"/>
+                                <w:szCs w:val="28"/>
+                              </w:rPr>
+                              <w:t>/09/2026</w:t>
                             </w:r>
                           </w:p>
                         </w:txbxContent>
@@ -997,24 +1030,23 @@
                     </w:p>
                     <w:p>
                       <w:pPr>
+                        <w:pStyle w:val="Ttulo"/>
                         <w:jc w:val="center"/>
-                        <w:rPr>
-                          <w:rFonts w:ascii="Verdana" w:hAnsi="Verdana"/>
-                          <w:sz w:val="28"/>
-                          <w:szCs w:val="28"/>
-                        </w:rPr>
                       </w:pPr>
                       <w:r>
-                        <w:rPr>
-                          <w:rFonts w:ascii="Verdana" w:hAnsi="Verdana"/>
-                          <w:b/>
-                          <w:bCs/>
-                          <w:sz w:val="32"/>
-                          <w:szCs w:val="32"/>
-                        </w:rPr>
-                        <w:t>Control de versiones con Git y GitHub</w:t>
+                        <w:t xml:space="preserve">Control de versiones </w:t>
                       </w:r>
                     </w:p>
+                    <w:p>
+                      <w:pPr>
+                        <w:pStyle w:val="Ttulo"/>
+                        <w:jc w:val="center"/>
+                      </w:pPr>
+                      <w:r>
+                        <w:t>con Git y GitHub</w:t>
+                      </w:r>
+                    </w:p>
+                    <w:p/>
                     <w:p>
                       <w:pPr>
                         <w:jc w:val="center"/>
@@ -1110,6 +1142,24 @@
                           <w:szCs w:val="28"/>
                         </w:rPr>
                       </w:pPr>
+                      <w:r>
+                        <w:rPr>
+                          <w:rFonts w:ascii="Verdana" w:hAnsi="Verdana"/>
+                          <w:sz w:val="28"/>
+                          <w:szCs w:val="28"/>
+                        </w:rPr>
+                        <w:t>Eugenio Arredondo Ari Sebastian</w:t>
+                      </w:r>
+                    </w:p>
+                    <w:p>
+                      <w:pPr>
+                        <w:jc w:val="center"/>
+                        <w:rPr>
+                          <w:rFonts w:ascii="Verdana" w:hAnsi="Verdana"/>
+                          <w:sz w:val="28"/>
+                          <w:szCs w:val="28"/>
+                        </w:rPr>
+                      </w:pPr>
                     </w:p>
                     <w:p>
                       <w:pPr>
@@ -1144,7 +1194,23 @@
                           <w:sz w:val="28"/>
                           <w:szCs w:val="28"/>
                         </w:rPr>
-                        <w:t>04/09/2026</w:t>
+                        <w:t>0</w:t>
+                      </w:r>
+                      <w:r>
+                        <w:rPr>
+                          <w:rFonts w:ascii="Verdana" w:hAnsi="Verdana"/>
+                          <w:sz w:val="28"/>
+                          <w:szCs w:val="28"/>
+                        </w:rPr>
+                        <w:t>17</w:t>
+                      </w:r>
+                      <w:r>
+                        <w:rPr>
+                          <w:rFonts w:ascii="Verdana" w:hAnsi="Verdana"/>
+                          <w:sz w:val="28"/>
+                          <w:szCs w:val="28"/>
+                        </w:rPr>
+                        <w:t>/09/2026</w:t>
                       </w:r>
                     </w:p>
                   </w:txbxContent>
@@ -1191,15 +1257,13 @@
         <w:t xml:space="preserve">cambios incompatibles, el control de versiones nos permitiría revertir los cambios rápidamente a una versión anterior, comparar e identificar los cambios, de tal manera que se pueda revertir el problema antes de avanzar en un </w:t>
       </w:r>
       <w:r>
-        <w:t>proyecto. (</w:t>
-      </w:r>
-      <w:proofErr w:type="spellStart"/>
-      <w:r>
-        <w:t>gitlab</w:t>
-      </w:r>
-      <w:proofErr w:type="spellEnd"/>
-      <w:r>
-        <w:t>, 2026)</w:t>
+        <w:t xml:space="preserve">proyecto. (gitlab, </w:t>
+      </w:r>
+      <w:r>
+        <w:t>s.f</w:t>
+      </w:r>
+      <w:r>
+        <w:t>)</w:t>
       </w:r>
     </w:p>
     <w:p/>
@@ -1223,15 +1287,7 @@
         <w:t>GitHub es una plataforma para compilar software</w:t>
       </w:r>
       <w:r>
-        <w:t xml:space="preserve">, basado en el hospedaje de los proyectos de </w:t>
-      </w:r>
-      <w:proofErr w:type="spellStart"/>
-      <w:r>
-        <w:t>git</w:t>
-      </w:r>
-      <w:proofErr w:type="spellEnd"/>
-      <w:r>
-        <w:t xml:space="preserve">, denominados repositorios </w:t>
+        <w:t xml:space="preserve">, basado en el hospedaje de los proyectos de git, denominados repositorios </w:t>
       </w:r>
       <w:r>
         <w:t>en la nube, así como la adición de herramientas de planeación y colaboración que facilitan a los equipos trabajar juntos</w:t>
@@ -1257,29 +1313,13 @@
     <w:p/>
     <w:p>
       <w:r>
-        <w:t>Las confirmaciones (</w:t>
-      </w:r>
-      <w:proofErr w:type="spellStart"/>
-      <w:r>
-        <w:t>Commit</w:t>
-      </w:r>
-      <w:proofErr w:type="spellEnd"/>
-      <w:r>
-        <w:t>) es cuando se crea una copia de todo el repositorio en el momento en que se realiza.</w:t>
-      </w:r>
-    </w:p>
-    <w:p/>
-    <w:p>
-      <w:r>
-        <w:t>Una rama (</w:t>
-      </w:r>
-      <w:proofErr w:type="spellStart"/>
-      <w:r>
-        <w:t>branch</w:t>
-      </w:r>
-      <w:proofErr w:type="spellEnd"/>
-      <w:r>
-        <w:t xml:space="preserve">) es una copia independiente del repositorio desde una confirmación para </w:t>
+        <w:t>Las confirmaciones (Commit) es cuando se crea una copia de todo el repositorio en el momento en que se realiza.</w:t>
+      </w:r>
+    </w:p>
+    <w:p/>
+    <w:p>
+      <w:r>
+        <w:t xml:space="preserve">Una rama (branch) es una copia independiente del repositorio desde una confirmación para </w:t>
       </w:r>
       <w:r>
         <w:t>aislar el trabajo de desarrollo,</w:t>
@@ -1294,27 +1334,7 @@
     <w:p/>
     <w:p>
       <w:r>
-        <w:t xml:space="preserve">La </w:t>
-      </w:r>
-      <w:r>
-        <w:t>fusión</w:t>
-      </w:r>
-      <w:r>
-        <w:t xml:space="preserve"> </w:t>
-      </w:r>
-      <w:r>
-        <w:t>(</w:t>
-      </w:r>
-      <w:proofErr w:type="spellStart"/>
-      <w:r>
-        <w:t>merge</w:t>
-      </w:r>
-      <w:proofErr w:type="spellEnd"/>
-      <w:r>
-        <w:t>)</w:t>
-      </w:r>
-      <w:r>
-        <w:t xml:space="preserve"> es unir los cambios hechos en un rama hacia otra, de tal manera que solo queda una rama.</w:t>
+        <w:t>La fusión (merge) es unir los cambios hechos en un rama hacia otra, de tal manera que solo queda una rama.</w:t>
       </w:r>
     </w:p>
     <w:p/>
@@ -1330,37 +1350,13 @@
     <w:p/>
     <w:p>
       <w:r>
-        <w:t xml:space="preserve">Un </w:t>
-      </w:r>
-      <w:proofErr w:type="spellStart"/>
-      <w:r>
-        <w:t>pull</w:t>
-      </w:r>
-      <w:proofErr w:type="spellEnd"/>
-      <w:r>
-        <w:t xml:space="preserve"> </w:t>
-      </w:r>
-      <w:proofErr w:type="spellStart"/>
-      <w:r>
-        <w:t>request</w:t>
-      </w:r>
-      <w:proofErr w:type="spellEnd"/>
-      <w:r>
-        <w:t xml:space="preserve"> es una propuesta para fusionar cambios de código de una rama a otra en un proyecto, permitiendo que el equipo revise y discuta las modificaciones antes de integrarlas.</w:t>
-      </w:r>
-    </w:p>
-    <w:p/>
-    <w:p>
-      <w:r>
-        <w:t xml:space="preserve">Un archivo .ignore nos sirve para indicarle a </w:t>
-      </w:r>
-      <w:proofErr w:type="spellStart"/>
-      <w:r>
-        <w:t>gir</w:t>
-      </w:r>
-      <w:proofErr w:type="spellEnd"/>
-      <w:r>
-        <w:t xml:space="preserve"> que archivos y directorios ignorar cuando se realiza una </w:t>
+        <w:t>Un pull request es una propuesta para fusionar cambios de código de una rama a otra en un proyecto, permitiendo que el equipo revise y discuta las modificaciones antes de integrarlas.</w:t>
+      </w:r>
+    </w:p>
+    <w:p/>
+    <w:p>
+      <w:r>
+        <w:t xml:space="preserve">Un archivo .ignore nos sirve para indicarle a gir que archivos y directorios ignorar cuando se realiza una </w:t>
       </w:r>
       <w:r>
         <w:t>confirmación.</w:t>
@@ -1392,13 +1388,7 @@
         <w:pStyle w:val="Subttulo"/>
       </w:pPr>
       <w:r>
-        <w:t>En qué consiste un flujo de trabajo basado en ramas y por qué el código se revisa entre pares antes</w:t>
-      </w:r>
-      <w:r>
-        <w:t xml:space="preserve"> </w:t>
-      </w:r>
-      <w:r>
-        <w:t>de fusionarse.</w:t>
+        <w:t>En qué consiste un flujo de trabajo basado en ramas y por qué el código se revisa entre pares antes de fusionarse.</w:t>
       </w:r>
     </w:p>
     <w:p>
@@ -1459,15 +1449,680 @@
       </w:r>
     </w:p>
     <w:p/>
+    <w:p/>
+    <w:p/>
+    <w:p/>
+    <w:p/>
+    <w:p/>
+    <w:p/>
+    <w:p/>
+    <w:p/>
+    <w:p/>
+    <w:p/>
+    <w:p/>
+    <w:p/>
+    <w:p/>
+    <w:p/>
+    <w:p/>
+    <w:p/>
     <w:p>
       <w:pPr>
         <w:pStyle w:val="Subttulo"/>
       </w:pPr>
-      <w:proofErr w:type="spellStart"/>
+      <w:r>
+        <w:lastRenderedPageBreak/>
+        <w:t>Evidencia</w:t>
+      </w:r>
+    </w:p>
+    <w:p/>
+    <w:p>
+      <w:pPr>
+        <w:pStyle w:val="Subttulo"/>
+        <w:rPr>
+          <w:rFonts w:asciiTheme="majorHAnsi" w:hAnsiTheme="majorHAnsi"/>
+          <w:spacing w:val="-10"/>
+          <w:kern w:val="28"/>
+        </w:rPr>
+      </w:pPr>
+      <w:r>
+        <w:rPr>
+          <w:noProof/>
+          <w14:ligatures w14:val="standardContextual"/>
+        </w:rPr>
+        <w:drawing>
+          <wp:inline distT="0" distB="0" distL="0" distR="0" wp14:anchorId="5C383581" wp14:editId="12145314">
+            <wp:extent cx="5612130" cy="1183640"/>
+            <wp:effectExtent l="0" t="0" r="7620" b="0"/>
+            <wp:docPr id="766323191" name="Imagen 10"/>
+            <wp:cNvGraphicFramePr>
+              <a:graphicFrameLocks xmlns:a="http://schemas.openxmlformats.org/drawingml/2006/main" noChangeAspect="1"/>
+            </wp:cNvGraphicFramePr>
+            <a:graphic xmlns:a="http://schemas.openxmlformats.org/drawingml/2006/main">
+              <a:graphicData uri="http://schemas.openxmlformats.org/drawingml/2006/picture">
+                <pic:pic xmlns:pic="http://schemas.openxmlformats.org/drawingml/2006/picture">
+                  <pic:nvPicPr>
+                    <pic:cNvPr id="766323191" name="Imagen 766323191"/>
+                    <pic:cNvPicPr/>
+                  </pic:nvPicPr>
+                  <pic:blipFill>
+                    <a:blip r:embed="rId6">
+                      <a:extLst>
+                        <a:ext uri="{28A0092B-C50C-407E-A947-70E740481C1C}">
+                          <a14:useLocalDpi xmlns:a14="http://schemas.microsoft.com/office/drawing/2010/main" val="0"/>
+                        </a:ext>
+                      </a:extLst>
+                    </a:blip>
+                    <a:stretch>
+                      <a:fillRect/>
+                    </a:stretch>
+                  </pic:blipFill>
+                  <pic:spPr>
+                    <a:xfrm>
+                      <a:off x="0" y="0"/>
+                      <a:ext cx="5612130" cy="1183640"/>
+                    </a:xfrm>
+                    <a:prstGeom prst="rect">
+                      <a:avLst/>
+                    </a:prstGeom>
+                  </pic:spPr>
+                </pic:pic>
+              </a:graphicData>
+            </a:graphic>
+          </wp:inline>
+        </w:drawing>
+      </w:r>
+      <w:r>
+        <w:rPr>
+          <w:noProof/>
+          <w14:ligatures w14:val="standardContextual"/>
+        </w:rPr>
+        <w:drawing>
+          <wp:inline distT="0" distB="0" distL="0" distR="0" wp14:anchorId="7F9DBC9B" wp14:editId="0E8C12E4">
+            <wp:extent cx="5612130" cy="2433955"/>
+            <wp:effectExtent l="0" t="0" r="7620" b="4445"/>
+            <wp:docPr id="164604116" name="Imagen 9"/>
+            <wp:cNvGraphicFramePr>
+              <a:graphicFrameLocks xmlns:a="http://schemas.openxmlformats.org/drawingml/2006/main" noChangeAspect="1"/>
+            </wp:cNvGraphicFramePr>
+            <a:graphic xmlns:a="http://schemas.openxmlformats.org/drawingml/2006/main">
+              <a:graphicData uri="http://schemas.openxmlformats.org/drawingml/2006/picture">
+                <pic:pic xmlns:pic="http://schemas.openxmlformats.org/drawingml/2006/picture">
+                  <pic:nvPicPr>
+                    <pic:cNvPr id="164604116" name="Imagen 164604116"/>
+                    <pic:cNvPicPr/>
+                  </pic:nvPicPr>
+                  <pic:blipFill>
+                    <a:blip r:embed="rId7">
+                      <a:extLst>
+                        <a:ext uri="{28A0092B-C50C-407E-A947-70E740481C1C}">
+                          <a14:useLocalDpi xmlns:a14="http://schemas.microsoft.com/office/drawing/2010/main" val="0"/>
+                        </a:ext>
+                      </a:extLst>
+                    </a:blip>
+                    <a:stretch>
+                      <a:fillRect/>
+                    </a:stretch>
+                  </pic:blipFill>
+                  <pic:spPr>
+                    <a:xfrm>
+                      <a:off x="0" y="0"/>
+                      <a:ext cx="5612130" cy="2433955"/>
+                    </a:xfrm>
+                    <a:prstGeom prst="rect">
+                      <a:avLst/>
+                    </a:prstGeom>
+                  </pic:spPr>
+                </pic:pic>
+              </a:graphicData>
+            </a:graphic>
+          </wp:inline>
+        </w:drawing>
+      </w:r>
+      <w:r>
+        <w:br w:type="page"/>
+      </w:r>
+    </w:p>
+    <w:p>
+      <w:pPr>
+        <w:pStyle w:val="Ttulo"/>
+        <w:rPr>
+          <w:sz w:val="48"/>
+          <w:szCs w:val="48"/>
+        </w:rPr>
+      </w:pPr>
+      <w:r>
+        <w:rPr>
+          <w:sz w:val="48"/>
+          <w:szCs w:val="48"/>
+        </w:rPr>
+        <w:lastRenderedPageBreak/>
+        <w:t>Ejercicio 2. El sistema gestor en un contenedor: Docker</w:t>
+      </w:r>
+    </w:p>
+    <w:p/>
+    <w:p>
+      <w:pPr>
+        <w:rPr>
+          <w:b/>
+          <w:bCs/>
+        </w:rPr>
+      </w:pPr>
+      <w:r>
+        <w:rPr>
+          <w:b/>
+          <w:bCs/>
+        </w:rPr>
+        <w:t>¿Qué es un contenedor y en qué se diferencia de una máquina virtual?</w:t>
+      </w:r>
+    </w:p>
+    <w:p/>
+    <w:p>
+      <w:r>
+        <w:t>Un contenedor es una unidad ligera de software que empaqueta una aplicación y sus dependencias para que pueda ejecutarse de forma rápida y confiable en cualquier entorno</w:t>
+      </w:r>
+      <w:r>
+        <w:t>. El contenedor comparte el mismo sistema operativo, ocupando muy poco espacio, ya que solo almacena el código de la aplicación y las librerías necesarias</w:t>
+      </w:r>
+      <w:r>
+        <w:t>.</w:t>
+      </w:r>
+    </w:p>
+    <w:p/>
+    <w:p>
+      <w:r>
+        <w:t>Una maquina virtual es una copia digital de una maquina física, el aislamiento ocurre a nivel de hardware, ocupando bastante espacio ya que crea una copia entera de un sistema operativo y, por tanto, todos los archivos que conlleva.</w:t>
+      </w:r>
+    </w:p>
+    <w:p/>
+    <w:p>
+      <w:pPr>
+        <w:pStyle w:val="Subttulo"/>
+      </w:pPr>
+      <w:r>
+        <w:t>Glosario</w:t>
+      </w:r>
+    </w:p>
+    <w:p/>
+    <w:p>
+      <w:r>
+        <w:t>Las imágenes de Docker son plantillas de solo lectura que contienen instrucciones para crear un contenedor</w:t>
+      </w:r>
+      <w:r>
+        <w:t>.</w:t>
+      </w:r>
+    </w:p>
+    <w:p/>
+    <w:p>
+      <w:r>
+        <w:t>Un contenedor es una unidad ligera de software que empaqueta una aplicación y sus dependencias para que pueda ejecutarse de forma rápida y confiable en cualquier entorno</w:t>
+      </w:r>
+      <w:r>
+        <w:t>.</w:t>
+      </w:r>
+    </w:p>
+    <w:p/>
+    <w:p>
+      <w:r>
+        <w:t>Un volumen es un mecanismo de almacenamiento diseñado para almacenar y persistir datos una vez que el contenedor ha dejado de funcionar o fue apagado.</w:t>
+      </w:r>
+    </w:p>
+    <w:p/>
+    <w:p>
+      <w:r>
+        <w:t>Un puerto publicado en Docker es una conexión que vincula un puerto de el anfitrión con un puerto interno del contenedor para permitir el tráfico externo</w:t>
+      </w:r>
+      <w:r>
+        <w:t>.</w:t>
+      </w:r>
+    </w:p>
+    <w:p/>
+    <w:p/>
+    <w:p/>
+    <w:p>
+      <w:pPr>
+        <w:rPr>
+          <w:b/>
+          <w:bCs/>
+        </w:rPr>
+      </w:pPr>
+      <w:r>
+        <w:rPr>
+          <w:b/>
+          <w:bCs/>
+        </w:rPr>
+        <w:t>¿Por qué el volumen es indispensable y qué ocurre exactamente si no lo declara?</w:t>
+      </w:r>
+    </w:p>
+    <w:p/>
+    <w:p>
+      <w:r>
+        <w:t xml:space="preserve">El volumen en Docker es indispensable porque los contenedores son </w:t>
+      </w:r>
+      <w:r>
+        <w:t xml:space="preserve">temporales, </w:t>
+      </w:r>
+      <w:r>
+        <w:t>esto significa que cualquier archivo creado, modificado o guardado dentro de un contenedor se destruirá permanentemente en cuanto este se elimine o se detenga.</w:t>
+      </w:r>
+      <w:r>
+        <w:t xml:space="preserve"> </w:t>
+      </w:r>
+      <w:r>
+        <w:t>Los volúmenes actúan como un puente que saca los datos del ciclo de vida del contenedor y los guarda de forma persistente en la máquina host</w:t>
+      </w:r>
+      <w:r>
+        <w:t>.</w:t>
+      </w:r>
+    </w:p>
+    <w:p/>
+    <w:p>
+      <w:r>
+        <w:lastRenderedPageBreak/>
+        <w:t>Si se ejecuta un contenedor sin declarar un volumen, Los datos se guardan en la capa de escritura del contenedor: Docker crea una capa temporal del sistema de archivos exclusiva para ese contenedor en ejecución.</w:t>
+      </w:r>
+    </w:p>
+    <w:p/>
+    <w:p>
+      <w:pPr>
+        <w:pStyle w:val="Subttulo"/>
+      </w:pPr>
+      <w:r>
+        <w:t>Evidencia</w:t>
+      </w:r>
+    </w:p>
+    <w:p>
+      <w:r>
+        <w:t>Conexión a la base de datos</w:t>
+      </w:r>
+      <w:r>
+        <w:br/>
+      </w:r>
+      <w:r>
+        <w:rPr>
+          <w:noProof/>
+          <w14:ligatures w14:val="standardContextual"/>
+        </w:rPr>
+        <w:drawing>
+          <wp:inline distT="0" distB="0" distL="0" distR="0" wp14:anchorId="27F9CE11" wp14:editId="35632324">
+            <wp:extent cx="4982270" cy="704948"/>
+            <wp:effectExtent l="0" t="0" r="8890" b="0"/>
+            <wp:docPr id="2078893160" name="Imagen 12"/>
+            <wp:cNvGraphicFramePr>
+              <a:graphicFrameLocks xmlns:a="http://schemas.openxmlformats.org/drawingml/2006/main" noChangeAspect="1"/>
+            </wp:cNvGraphicFramePr>
+            <a:graphic xmlns:a="http://schemas.openxmlformats.org/drawingml/2006/main">
+              <a:graphicData uri="http://schemas.openxmlformats.org/drawingml/2006/picture">
+                <pic:pic xmlns:pic="http://schemas.openxmlformats.org/drawingml/2006/picture">
+                  <pic:nvPicPr>
+                    <pic:cNvPr id="2078893160" name="Imagen 2078893160"/>
+                    <pic:cNvPicPr/>
+                  </pic:nvPicPr>
+                  <pic:blipFill>
+                    <a:blip r:embed="rId8">
+                      <a:extLst>
+                        <a:ext uri="{28A0092B-C50C-407E-A947-70E740481C1C}">
+                          <a14:useLocalDpi xmlns:a14="http://schemas.microsoft.com/office/drawing/2010/main" val="0"/>
+                        </a:ext>
+                      </a:extLst>
+                    </a:blip>
+                    <a:stretch>
+                      <a:fillRect/>
+                    </a:stretch>
+                  </pic:blipFill>
+                  <pic:spPr>
+                    <a:xfrm>
+                      <a:off x="0" y="0"/>
+                      <a:ext cx="4982270" cy="704948"/>
+                    </a:xfrm>
+                    <a:prstGeom prst="rect">
+                      <a:avLst/>
+                    </a:prstGeom>
+                  </pic:spPr>
+                </pic:pic>
+              </a:graphicData>
+            </a:graphic>
+          </wp:inline>
+        </w:drawing>
+      </w:r>
+    </w:p>
+    <w:p/>
+    <w:p/>
+    <w:p>
+      <w:r>
+        <w:t>Lista de bases de datos</w:t>
+      </w:r>
+    </w:p>
+    <w:p>
+      <w:pPr>
+        <w:widowControl/>
+        <w:spacing w:after="160" w:line="278" w:lineRule="auto"/>
+      </w:pPr>
+      <w:r>
+        <w:rPr>
+          <w:noProof/>
+          <w14:ligatures w14:val="standardContextual"/>
+        </w:rPr>
+        <w:drawing>
+          <wp:inline distT="0" distB="0" distL="0" distR="0" wp14:anchorId="3F8756DC" wp14:editId="2CFE16B6">
+            <wp:extent cx="5612130" cy="1503680"/>
+            <wp:effectExtent l="0" t="0" r="7620" b="1270"/>
+            <wp:docPr id="336920196" name="Imagen 11"/>
+            <wp:cNvGraphicFramePr>
+              <a:graphicFrameLocks xmlns:a="http://schemas.openxmlformats.org/drawingml/2006/main" noChangeAspect="1"/>
+            </wp:cNvGraphicFramePr>
+            <a:graphic xmlns:a="http://schemas.openxmlformats.org/drawingml/2006/main">
+              <a:graphicData uri="http://schemas.openxmlformats.org/drawingml/2006/picture">
+                <pic:pic xmlns:pic="http://schemas.openxmlformats.org/drawingml/2006/picture">
+                  <pic:nvPicPr>
+                    <pic:cNvPr id="336920196" name="Imagen 336920196"/>
+                    <pic:cNvPicPr/>
+                  </pic:nvPicPr>
+                  <pic:blipFill>
+                    <a:blip r:embed="rId9">
+                      <a:extLst>
+                        <a:ext uri="{28A0092B-C50C-407E-A947-70E740481C1C}">
+                          <a14:useLocalDpi xmlns:a14="http://schemas.microsoft.com/office/drawing/2010/main" val="0"/>
+                        </a:ext>
+                      </a:extLst>
+                    </a:blip>
+                    <a:stretch>
+                      <a:fillRect/>
+                    </a:stretch>
+                  </pic:blipFill>
+                  <pic:spPr>
+                    <a:xfrm>
+                      <a:off x="0" y="0"/>
+                      <a:ext cx="5612130" cy="1503680"/>
+                    </a:xfrm>
+                    <a:prstGeom prst="rect">
+                      <a:avLst/>
+                    </a:prstGeom>
+                  </pic:spPr>
+                </pic:pic>
+              </a:graphicData>
+            </a:graphic>
+          </wp:inline>
+        </w:drawing>
+      </w:r>
+    </w:p>
+    <w:p>
+      <w:pPr>
+        <w:widowControl/>
+        <w:spacing w:after="160" w:line="278" w:lineRule="auto"/>
+      </w:pPr>
+    </w:p>
+    <w:p>
+      <w:pPr>
+        <w:widowControl/>
+        <w:spacing w:after="160" w:line="278" w:lineRule="auto"/>
+      </w:pPr>
+    </w:p>
+    <w:p>
+      <w:pPr>
+        <w:widowControl/>
+        <w:spacing w:after="160" w:line="278" w:lineRule="auto"/>
+      </w:pPr>
+      <w:r>
+        <w:t>Después de la eliminación del contenedor donde se creo la base de datos, se creo nuevamente</w:t>
+      </w:r>
+      <w:r>
+        <w:rPr>
+          <w:noProof/>
+          <w14:ligatures w14:val="standardContextual"/>
+        </w:rPr>
+        <w:drawing>
+          <wp:inline distT="0" distB="0" distL="0" distR="0" wp14:anchorId="4CB67E0F" wp14:editId="6A8EA25E">
+            <wp:extent cx="5612130" cy="2624455"/>
+            <wp:effectExtent l="0" t="0" r="7620" b="4445"/>
+            <wp:docPr id="1841282528" name="Imagen 13"/>
+            <wp:cNvGraphicFramePr>
+              <a:graphicFrameLocks xmlns:a="http://schemas.openxmlformats.org/drawingml/2006/main" noChangeAspect="1"/>
+            </wp:cNvGraphicFramePr>
+            <a:graphic xmlns:a="http://schemas.openxmlformats.org/drawingml/2006/main">
+              <a:graphicData uri="http://schemas.openxmlformats.org/drawingml/2006/picture">
+                <pic:pic xmlns:pic="http://schemas.openxmlformats.org/drawingml/2006/picture">
+                  <pic:nvPicPr>
+                    <pic:cNvPr id="1841282528" name="Imagen 1841282528"/>
+                    <pic:cNvPicPr/>
+                  </pic:nvPicPr>
+                  <pic:blipFill>
+                    <a:blip r:embed="rId10">
+                      <a:extLst>
+                        <a:ext uri="{28A0092B-C50C-407E-A947-70E740481C1C}">
+                          <a14:useLocalDpi xmlns:a14="http://schemas.microsoft.com/office/drawing/2010/main" val="0"/>
+                        </a:ext>
+                      </a:extLst>
+                    </a:blip>
+                    <a:stretch>
+                      <a:fillRect/>
+                    </a:stretch>
+                  </pic:blipFill>
+                  <pic:spPr>
+                    <a:xfrm>
+                      <a:off x="0" y="0"/>
+                      <a:ext cx="5612130" cy="2624455"/>
+                    </a:xfrm>
+                    <a:prstGeom prst="rect">
+                      <a:avLst/>
+                    </a:prstGeom>
+                  </pic:spPr>
+                </pic:pic>
+              </a:graphicData>
+            </a:graphic>
+          </wp:inline>
+        </w:drawing>
+      </w:r>
+    </w:p>
+    <w:p>
+      <w:pPr>
+        <w:widowControl/>
+        <w:spacing w:after="160" w:line="278" w:lineRule="auto"/>
+      </w:pPr>
+    </w:p>
+    <w:p>
+      <w:pPr>
+        <w:widowControl/>
+        <w:spacing w:after="160" w:line="278" w:lineRule="auto"/>
+      </w:pPr>
+      <w:r>
+        <w:lastRenderedPageBreak/>
+        <w:t>Nos conectamos nuevamente con el cliente, y nos damos cuenta que la base de datos que creamos anteriormente en el antiguo contenedor sigue estando ahí, ya que en el archivo .yml especificamos el volumen.</w:t>
+      </w:r>
+    </w:p>
+    <w:p>
+      <w:pPr>
+        <w:widowControl/>
+        <w:spacing w:after="160" w:line="278" w:lineRule="auto"/>
+      </w:pPr>
+      <w:r>
+        <w:rPr>
+          <w:noProof/>
+          <w14:ligatures w14:val="standardContextual"/>
+        </w:rPr>
+        <w:drawing>
+          <wp:inline distT="0" distB="0" distL="0" distR="0" wp14:anchorId="4E4410C1" wp14:editId="3D1A8F0B">
+            <wp:extent cx="5612130" cy="2129155"/>
+            <wp:effectExtent l="0" t="0" r="7620" b="4445"/>
+            <wp:docPr id="1867088588" name="Imagen 14"/>
+            <wp:cNvGraphicFramePr>
+              <a:graphicFrameLocks xmlns:a="http://schemas.openxmlformats.org/drawingml/2006/main" noChangeAspect="1"/>
+            </wp:cNvGraphicFramePr>
+            <a:graphic xmlns:a="http://schemas.openxmlformats.org/drawingml/2006/main">
+              <a:graphicData uri="http://schemas.openxmlformats.org/drawingml/2006/picture">
+                <pic:pic xmlns:pic="http://schemas.openxmlformats.org/drawingml/2006/picture">
+                  <pic:nvPicPr>
+                    <pic:cNvPr id="1867088588" name="Imagen 1867088588"/>
+                    <pic:cNvPicPr/>
+                  </pic:nvPicPr>
+                  <pic:blipFill>
+                    <a:blip r:embed="rId11">
+                      <a:extLst>
+                        <a:ext uri="{28A0092B-C50C-407E-A947-70E740481C1C}">
+                          <a14:useLocalDpi xmlns:a14="http://schemas.microsoft.com/office/drawing/2010/main" val="0"/>
+                        </a:ext>
+                      </a:extLst>
+                    </a:blip>
+                    <a:stretch>
+                      <a:fillRect/>
+                    </a:stretch>
+                  </pic:blipFill>
+                  <pic:spPr>
+                    <a:xfrm>
+                      <a:off x="0" y="0"/>
+                      <a:ext cx="5612130" cy="2129155"/>
+                    </a:xfrm>
+                    <a:prstGeom prst="rect">
+                      <a:avLst/>
+                    </a:prstGeom>
+                  </pic:spPr>
+                </pic:pic>
+              </a:graphicData>
+            </a:graphic>
+          </wp:inline>
+        </w:drawing>
+      </w:r>
+    </w:p>
+    <w:p>
+      <w:pPr>
+        <w:widowControl/>
+        <w:spacing w:after="160" w:line="278" w:lineRule="auto"/>
+      </w:pPr>
+    </w:p>
+    <w:p>
+      <w:pPr>
+        <w:widowControl/>
+        <w:spacing w:after="160" w:line="278" w:lineRule="auto"/>
+      </w:pPr>
+    </w:p>
+    <w:p>
+      <w:pPr>
+        <w:widowControl/>
+        <w:spacing w:after="160" w:line="278" w:lineRule="auto"/>
+      </w:pPr>
+    </w:p>
+    <w:p>
+      <w:pPr>
+        <w:widowControl/>
+        <w:spacing w:after="160" w:line="278" w:lineRule="auto"/>
+      </w:pPr>
+    </w:p>
+    <w:p>
+      <w:pPr>
+        <w:widowControl/>
+        <w:spacing w:after="160" w:line="278" w:lineRule="auto"/>
+      </w:pPr>
+    </w:p>
+    <w:p>
+      <w:pPr>
+        <w:widowControl/>
+        <w:spacing w:after="160" w:line="278" w:lineRule="auto"/>
+      </w:pPr>
+    </w:p>
+    <w:p>
+      <w:pPr>
+        <w:widowControl/>
+        <w:spacing w:after="160" w:line="278" w:lineRule="auto"/>
+      </w:pPr>
+    </w:p>
+    <w:p>
+      <w:pPr>
+        <w:widowControl/>
+        <w:spacing w:after="160" w:line="278" w:lineRule="auto"/>
+      </w:pPr>
+    </w:p>
+    <w:p>
+      <w:pPr>
+        <w:widowControl/>
+        <w:spacing w:after="160" w:line="278" w:lineRule="auto"/>
+      </w:pPr>
+    </w:p>
+    <w:p>
+      <w:pPr>
+        <w:widowControl/>
+        <w:spacing w:after="160" w:line="278" w:lineRule="auto"/>
+      </w:pPr>
+    </w:p>
+    <w:p>
+      <w:pPr>
+        <w:widowControl/>
+        <w:spacing w:after="160" w:line="278" w:lineRule="auto"/>
+      </w:pPr>
+    </w:p>
+    <w:p>
+      <w:pPr>
+        <w:widowControl/>
+        <w:spacing w:after="160" w:line="278" w:lineRule="auto"/>
+      </w:pPr>
+    </w:p>
+    <w:p>
+      <w:pPr>
+        <w:widowControl/>
+        <w:spacing w:after="160" w:line="278" w:lineRule="auto"/>
+      </w:pPr>
+    </w:p>
+    <w:p>
+      <w:pPr>
+        <w:widowControl/>
+        <w:spacing w:after="160" w:line="278" w:lineRule="auto"/>
+      </w:pPr>
+    </w:p>
+    <w:p>
+      <w:pPr>
+        <w:widowControl/>
+        <w:spacing w:after="160" w:line="278" w:lineRule="auto"/>
+      </w:pPr>
+    </w:p>
+    <w:p>
+      <w:pPr>
+        <w:widowControl/>
+        <w:spacing w:after="160" w:line="278" w:lineRule="auto"/>
+      </w:pPr>
+    </w:p>
+    <w:p>
+      <w:pPr>
+        <w:widowControl/>
+        <w:spacing w:after="160" w:line="278" w:lineRule="auto"/>
+      </w:pPr>
+    </w:p>
+    <w:p>
+      <w:pPr>
+        <w:widowControl/>
+        <w:spacing w:after="160" w:line="278" w:lineRule="auto"/>
+      </w:pPr>
+    </w:p>
+    <w:p>
+      <w:pPr>
+        <w:widowControl/>
+        <w:spacing w:after="160" w:line="278" w:lineRule="auto"/>
+      </w:pPr>
+    </w:p>
+    <w:p>
+      <w:pPr>
+        <w:widowControl/>
+        <w:spacing w:after="160" w:line="278" w:lineRule="auto"/>
+      </w:pPr>
+    </w:p>
+    <w:p>
+      <w:pPr>
+        <w:widowControl/>
+        <w:spacing w:after="160" w:line="278" w:lineRule="auto"/>
+      </w:pPr>
+    </w:p>
+    <w:p>
+      <w:pPr>
+        <w:widowControl/>
+        <w:spacing w:after="160" w:line="278" w:lineRule="auto"/>
+      </w:pPr>
+    </w:p>
+    <w:p/>
+    <w:p/>
+    <w:p>
+      <w:pPr>
+        <w:pStyle w:val="Subttulo"/>
+      </w:pPr>
       <w:r>
         <w:t>Bibliografia</w:t>
       </w:r>
-      <w:proofErr w:type="spellEnd"/>
     </w:p>
     <w:p/>
     <w:p>
@@ -1476,13 +2131,8 @@
           <w:lang w:val="en-US"/>
         </w:rPr>
       </w:pPr>
-      <w:proofErr w:type="spellStart"/>
-      <w:r>
-        <w:t>GitLab</w:t>
-      </w:r>
-      <w:proofErr w:type="spellEnd"/>
-      <w:r>
-        <w:t xml:space="preserve">. (s. f.). ¿Qué es el control de versiones? </w:t>
+      <w:r>
+        <w:t xml:space="preserve">GitLab. (s. f.). ¿Qué es el control de versiones? </w:t>
       </w:r>
       <w:r>
         <w:rPr>
@@ -1490,7 +2140,7 @@
         </w:rPr>
         <w:t xml:space="preserve">GitLab. </w:t>
       </w:r>
-      <w:hyperlink r:id="rId6" w:history="1">
+      <w:hyperlink r:id="rId12" w:history="1">
         <w:r>
           <w:rPr>
             <w:rStyle w:val="Hipervnculo"/>
@@ -1529,7 +2179,7 @@
         </w:rPr>
         <w:t xml:space="preserve">(s. f.). GitHub Docs. </w:t>
       </w:r>
-      <w:hyperlink r:id="rId7" w:history="1">
+      <w:hyperlink r:id="rId13" w:history="1">
         <w:r>
           <w:rPr>
             <w:rStyle w:val="Hipervnculo"/>
@@ -1559,13 +2209,8 @@
           <w:lang w:val="en-US"/>
         </w:rPr>
       </w:pPr>
-      <w:proofErr w:type="spellStart"/>
-      <w:r>
-        <w:t>BillWagner</w:t>
-      </w:r>
-      <w:proofErr w:type="spellEnd"/>
-      <w:r>
-        <w:t xml:space="preserve">. (s. f.). </w:t>
+      <w:r>
+        <w:t xml:space="preserve">BillWagner. (s. f.). </w:t>
       </w:r>
       <w:r>
         <w:rPr>
@@ -1583,7 +2228,7 @@
         </w:rPr>
         <w:t xml:space="preserve">Microsoft Learn. </w:t>
       </w:r>
-      <w:hyperlink r:id="rId8" w:history="1">
+      <w:hyperlink r:id="rId14" w:history="1">
         <w:r>
           <w:rPr>
             <w:rStyle w:val="Hipervnculo"/>
@@ -1615,15 +2260,7 @@
         <w:t>¿Qué es Repo?</w:t>
       </w:r>
       <w:r>
-        <w:t xml:space="preserve"> Amazon Web </w:t>
-      </w:r>
-      <w:proofErr w:type="spellStart"/>
-      <w:r>
-        <w:t>Services</w:t>
-      </w:r>
-      <w:proofErr w:type="spellEnd"/>
-      <w:r>
-        <w:t>, Inc. https://aws.amazon.com/es/what-is/repo/</w:t>
+        <w:t xml:space="preserve"> Amazon Web Services, Inc. https://aws.amazon.com/es/what-is/repo/</w:t>
       </w:r>
     </w:p>
     <w:p/>
@@ -1741,8 +2378,138 @@
         <w:rPr>
           <w:lang w:val="en-US"/>
         </w:rPr>
-        <w:t>(s. f.). GitHub Docs. https://docs.github.com/es/repositories/managing-your-repositorys-settings-and-features/customizing-your-repository/about-readmes</w:t>
-      </w:r>
+        <w:t xml:space="preserve">(s. f.). GitHub Docs. </w:t>
+      </w:r>
+      <w:hyperlink r:id="rId15" w:history="1">
+        <w:r>
+          <w:rPr>
+            <w:rStyle w:val="Hipervnculo"/>
+            <w:lang w:val="en-US"/>
+          </w:rPr>
+          <w:t>https://docs.github.com/es/repositories/managing-your-repositorys-settings-and-features/customizing-your-repository/about-readmes</w:t>
+        </w:r>
+      </w:hyperlink>
+    </w:p>
+    <w:p>
+      <w:pPr>
+        <w:rPr>
+          <w:lang w:val="en-US"/>
+        </w:rPr>
+      </w:pPr>
+    </w:p>
+    <w:p>
+      <w:pPr>
+        <w:rPr>
+          <w:lang w:val="en-US"/>
+        </w:rPr>
+      </w:pPr>
+      <w:r>
+        <w:rPr>
+          <w:lang w:val="en-US"/>
+        </w:rPr>
+        <w:t xml:space="preserve">Amazon Web Services. (s. f.-b). </w:t>
+      </w:r>
+      <w:r>
+        <w:rPr>
+          <w:i/>
+          <w:iCs/>
+        </w:rPr>
+        <w:t>¿Cuál es la diferencia entre los contenedores y las máquinas virtuales?</w:t>
+      </w:r>
+      <w:r>
+        <w:t xml:space="preserve"> </w:t>
+      </w:r>
+      <w:r>
+        <w:rPr>
+          <w:lang w:val="en-US"/>
+        </w:rPr>
+        <w:t>Amazon Web Services, Inc. https://aws.amazon.com/es/compare/the-difference-between-containers-and-virtual-machines/</w:t>
+      </w:r>
+    </w:p>
+    <w:p>
+      <w:pPr>
+        <w:rPr>
+          <w:lang w:val="en-US"/>
+        </w:rPr>
+      </w:pPr>
+    </w:p>
+    <w:p>
+      <w:pPr>
+        <w:rPr>
+          <w:lang w:val="en-US"/>
+        </w:rPr>
+      </w:pPr>
+      <w:r>
+        <w:rPr>
+          <w:lang w:val="en-US"/>
+        </w:rPr>
+        <w:t xml:space="preserve">Amazon Web Services. (s. f.-a). </w:t>
+      </w:r>
+      <w:r>
+        <w:rPr>
+          <w:i/>
+          <w:iCs/>
+        </w:rPr>
+        <w:t>¿Cuál es la diferencia entre imágenes y contenedores de Docker?</w:t>
+      </w:r>
+      <w:r>
+        <w:t xml:space="preserve"> </w:t>
+      </w:r>
+      <w:r>
+        <w:rPr>
+          <w:lang w:val="en-US"/>
+        </w:rPr>
+        <w:t>Amazon Web Services, Inc. https://aws.amazon.com/es/compare/the-difference-</w:t>
+      </w:r>
+      <w:r>
+        <w:rPr>
+          <w:lang w:val="en-US"/>
+        </w:rPr>
+        <w:lastRenderedPageBreak/>
+        <w:t>between-docker-images-and-containers/</w:t>
+      </w:r>
+    </w:p>
+    <w:p>
+      <w:pPr>
+        <w:rPr>
+          <w:lang w:val="en-US"/>
+        </w:rPr>
+      </w:pPr>
+    </w:p>
+    <w:p>
+      <w:pPr>
+        <w:rPr>
+          <w:lang w:val="en-US"/>
+        </w:rPr>
+      </w:pPr>
+      <w:r>
+        <w:rPr>
+          <w:i/>
+          <w:iCs/>
+          <w:lang w:val="en-US"/>
+        </w:rPr>
+        <w:t>IBM z OMEGAMON AI Insights</w:t>
+      </w:r>
+      <w:r>
+        <w:rPr>
+          <w:lang w:val="en-US"/>
+        </w:rPr>
+        <w:t>. (2025, July 1). https://www.ibm.com/docs/es/zoai/2.1.0?topic=insights-using-docker-volumes</w:t>
+      </w:r>
+    </w:p>
+    <w:p>
+      <w:pPr>
+        <w:rPr>
+          <w:lang w:val="en-US"/>
+        </w:rPr>
+      </w:pPr>
+    </w:p>
+    <w:p>
+      <w:pPr>
+        <w:rPr>
+          <w:lang w:val="en-US"/>
+        </w:rPr>
+      </w:pPr>
     </w:p>
     <w:sectPr>
       <w:pgSz w:w="12240" w:h="15840"/>
@@ -1757,6 +2524,155 @@
 <file path=word/numbering.xml><?xml version="1.0" encoding="utf-8"?>
 <w:numbering xmlns:wpc="http://schemas.microsoft.com/office/word/2010/wordprocessingCanvas" xmlns:cx="http://schemas.microsoft.com/office/drawing/2014/chartex" xmlns:cx1="http://schemas.microsoft.com/office/drawing/2015/9/8/chartex" xmlns:cx2="http://schemas.microsoft.com/office/drawing/2015/10/21/chartex" xmlns:cx3="http://schemas.microsoft.com/office/drawing/2016/5/9/chartex" xmlns:cx4="http://schemas.microsoft.com/office/drawing/2016/5/10/chartex" xmlns:cx5="http://schemas.microsoft.com/office/drawing/2016/5/11/chartex" xmlns:cx6="http://schemas.microsoft.com/office/drawing/2016/5/12/chartex" xmlns:cx7="http://schemas.microsoft.com/office/drawing/2016/5/13/chartex" xmlns:cx8="http://schemas.microsoft.com/office/drawing/2016/5/14/chartex" xmlns:mc="http://schemas.openxmlformats.org/markup-compatibility/2006" xmlns:aink="http://schemas.microsoft.com/office/drawing/2016/ink" xmlns:am3d="http://schemas.microsoft.com/office/drawing/2017/model3d" xmlns:o="urn:schemas-microsoft-com:office:office" xmlns:oel="http://schemas.microsoft.com/office/2019/extlst" xmlns:r="http://schemas.openxmlformats.org/officeDocument/2006/relationships" xmlns:m="http://schemas.openxmlformats.org/officeDocument/2006/math" xmlns:v="urn:schemas-microsoft-com:vml" xmlns:wp14="http://schemas.microsoft.com/office/word/2010/wordprocessingDrawing" xmlns:wp="http://schemas.openxmlformats.org/drawingml/2006/wordprocessingDrawing" xmlns:w10="urn:schemas-microsoft-com:office:word" xmlns:w="http://schemas.openxmlformats.org/wordprocessingml/2006/main" xmlns:w14="http://schemas.microsoft.com/office/word/2010/wordml" xmlns:w15="http://schemas.microsoft.com/office/word/2012/wordml" xmlns:w16cex="http://schemas.microsoft.com/office/word/2018/wordml/cex" xmlns:w16cid="http://schemas.microsoft.com/office/word/2016/wordml/cid" xmlns:w16="http://schemas.microsoft.com/office/word/2018/wordml" xmlns:w16du="http://schemas.microsoft.com/office/word/2023/wordml/word16du" xmlns:w16sdtdh="http://schemas.microsoft.com/office/word/2020/wordml/sdtdatahash" xmlns:w16sdtfl="http://schemas.microsoft.com/office/word/2024/wordml/sdtformatlock" xmlns:w16se="http://schemas.microsoft.com/office/word/2015/wordml/symex" xmlns:wpg="http://schemas.microsoft.com/office/word/2010/wordprocessingGroup" xmlns:wpi="http://schemas.microsoft.com/office/word/2010/wordprocessingInk" xmlns:wne="http://schemas.microsoft.com/office/word/2006/wordml" xmlns:wps="http://schemas.microsoft.com/office/word/2010/wordprocessingShape" mc:Ignorable="w14 w15 w16se w16cid w16 w16cex w16sdtdh w16sdtfl w16du wp14">
   <w:abstractNum w:abstractNumId="0" w15:restartNumberingAfterBreak="0">
+    <w:nsid w:val="35216869"/>
+    <w:multiLevelType w:val="multilevel"/>
+    <w:tmpl w:val="A42CC244"/>
+    <w:lvl w:ilvl="0">
+      <w:start w:val="1"/>
+      <w:numFmt w:val="bullet"/>
+      <w:lvlText w:val=""/>
+      <w:lvlJc w:val="left"/>
+      <w:pPr>
+        <w:tabs>
+          <w:tab w:val="num" w:pos="720"/>
+        </w:tabs>
+        <w:ind w:left="720" w:hanging="360"/>
+      </w:pPr>
+      <w:rPr>
+        <w:rFonts w:ascii="Symbol" w:hAnsi="Symbol" w:hint="default"/>
+        <w:sz w:val="20"/>
+      </w:rPr>
+    </w:lvl>
+    <w:lvl w:ilvl="1" w:tentative="1">
+      <w:start w:val="1"/>
+      <w:numFmt w:val="bullet"/>
+      <w:lvlText w:val="o"/>
+      <w:lvlJc w:val="left"/>
+      <w:pPr>
+        <w:tabs>
+          <w:tab w:val="num" w:pos="1440"/>
+        </w:tabs>
+        <w:ind w:left="1440" w:hanging="360"/>
+      </w:pPr>
+      <w:rPr>
+        <w:rFonts w:ascii="Courier New" w:hAnsi="Courier New" w:hint="default"/>
+        <w:sz w:val="20"/>
+      </w:rPr>
+    </w:lvl>
+    <w:lvl w:ilvl="2" w:tentative="1">
+      <w:start w:val="1"/>
+      <w:numFmt w:val="bullet"/>
+      <w:lvlText w:val=""/>
+      <w:lvlJc w:val="left"/>
+      <w:pPr>
+        <w:tabs>
+          <w:tab w:val="num" w:pos="2160"/>
+        </w:tabs>
+        <w:ind w:left="2160" w:hanging="360"/>
+      </w:pPr>
+      <w:rPr>
+        <w:rFonts w:ascii="Wingdings" w:hAnsi="Wingdings" w:hint="default"/>
+        <w:sz w:val="20"/>
+      </w:rPr>
+    </w:lvl>
+    <w:lvl w:ilvl="3" w:tentative="1">
+      <w:start w:val="1"/>
+      <w:numFmt w:val="bullet"/>
+      <w:lvlText w:val=""/>
+      <w:lvlJc w:val="left"/>
+      <w:pPr>
+        <w:tabs>
+          <w:tab w:val="num" w:pos="2880"/>
+        </w:tabs>
+        <w:ind w:left="2880" w:hanging="360"/>
+      </w:pPr>
+      <w:rPr>
+        <w:rFonts w:ascii="Wingdings" w:hAnsi="Wingdings" w:hint="default"/>
+        <w:sz w:val="20"/>
+      </w:rPr>
+    </w:lvl>
+    <w:lvl w:ilvl="4" w:tentative="1">
+      <w:start w:val="1"/>
+      <w:numFmt w:val="bullet"/>
+      <w:lvlText w:val=""/>
+      <w:lvlJc w:val="left"/>
+      <w:pPr>
+        <w:tabs>
+          <w:tab w:val="num" w:pos="3600"/>
+        </w:tabs>
+        <w:ind w:left="3600" w:hanging="360"/>
+      </w:pPr>
+      <w:rPr>
+        <w:rFonts w:ascii="Wingdings" w:hAnsi="Wingdings" w:hint="default"/>
+        <w:sz w:val="20"/>
+      </w:rPr>
+    </w:lvl>
+    <w:lvl w:ilvl="5" w:tentative="1">
+      <w:start w:val="1"/>
+      <w:numFmt w:val="bullet"/>
+      <w:lvlText w:val=""/>
+      <w:lvlJc w:val="left"/>
+      <w:pPr>
+        <w:tabs>
+          <w:tab w:val="num" w:pos="4320"/>
+        </w:tabs>
+        <w:ind w:left="4320" w:hanging="360"/>
+      </w:pPr>
+      <w:rPr>
+        <w:rFonts w:ascii="Wingdings" w:hAnsi="Wingdings" w:hint="default"/>
+        <w:sz w:val="20"/>
+      </w:rPr>
+    </w:lvl>
+    <w:lvl w:ilvl="6" w:tentative="1">
+      <w:start w:val="1"/>
+      <w:numFmt w:val="bullet"/>
+      <w:lvlText w:val=""/>
+      <w:lvlJc w:val="left"/>
+      <w:pPr>
+        <w:tabs>
+          <w:tab w:val="num" w:pos="5040"/>
+        </w:tabs>
+        <w:ind w:left="5040" w:hanging="360"/>
+      </w:pPr>
+      <w:rPr>
+        <w:rFonts w:ascii="Wingdings" w:hAnsi="Wingdings" w:hint="default"/>
+        <w:sz w:val="20"/>
+      </w:rPr>
+    </w:lvl>
+    <w:lvl w:ilvl="7" w:tentative="1">
+      <w:start w:val="1"/>
+      <w:numFmt w:val="bullet"/>
+      <w:lvlText w:val=""/>
+      <w:lvlJc w:val="left"/>
+      <w:pPr>
+        <w:tabs>
+          <w:tab w:val="num" w:pos="5760"/>
+        </w:tabs>
+        <w:ind w:left="5760" w:hanging="360"/>
+      </w:pPr>
+      <w:rPr>
+        <w:rFonts w:ascii="Wingdings" w:hAnsi="Wingdings" w:hint="default"/>
+        <w:sz w:val="20"/>
+      </w:rPr>
+    </w:lvl>
+    <w:lvl w:ilvl="8" w:tentative="1">
+      <w:start w:val="1"/>
+      <w:numFmt w:val="bullet"/>
+      <w:lvlText w:val=""/>
+      <w:lvlJc w:val="left"/>
+      <w:pPr>
+        <w:tabs>
+          <w:tab w:val="num" w:pos="6480"/>
+        </w:tabs>
+        <w:ind w:left="6480" w:hanging="360"/>
+      </w:pPr>
+      <w:rPr>
+        <w:rFonts w:ascii="Wingdings" w:hAnsi="Wingdings" w:hint="default"/>
+        <w:sz w:val="20"/>
+      </w:rPr>
+    </w:lvl>
+  </w:abstractNum>
+  <w:abstractNum w:abstractNumId="1" w15:restartNumberingAfterBreak="0">
     <w:nsid w:val="53A93DDE"/>
     <w:multiLevelType w:val="multilevel"/>
     <w:tmpl w:val="62CEECD8"/>
@@ -1870,6 +2786,9 @@
     </w:lvl>
   </w:abstractNum>
   <w:num w:numId="1" w16cid:durableId="1383096261">
+    <w:abstractNumId w:val="1"/>
+  </w:num>
+  <w:num w:numId="2" w16cid:durableId="659970738">
     <w:abstractNumId w:val="0"/>
   </w:num>
 </w:numbering>
@@ -2275,7 +3194,7 @@
   <w:style w:type="paragraph" w:default="1" w:styleId="Normal">
     <w:name w:val="Normal"/>
     <w:qFormat/>
-    <w:rsid w:val="002E3639"/>
+    <w:rsid w:val="00DD624A"/>
     <w:pPr>
       <w:widowControl w:val="0"/>
       <w:spacing w:after="0" w:line="300" w:lineRule="auto"/>
